--- a/Formatos/Formatos_U3/Formatos_2025_1 - Investigaciones.docx
+++ b/Formatos/Formatos_U3/Formatos_2025_1 - Investigaciones.docx
@@ -1765,7 +1765,7 @@
             <w:noProof/>
             <w:webHidden/>
           </w:rPr>
-          <w:t>19</w:t>
+          <w:t>20</w:t>
         </w:r>
         <w:r>
           <w:rPr>
@@ -2343,7 +2343,7 @@
             <w:noProof/>
             <w:webHidden/>
           </w:rPr>
-          <w:t>22</w:t>
+          <w:t>23</w:t>
         </w:r>
         <w:r>
           <w:rPr>
@@ -2416,7 +2416,7 @@
             <w:noProof/>
             <w:webHidden/>
           </w:rPr>
-          <w:t>22</w:t>
+          <w:t>23</w:t>
         </w:r>
         <w:r>
           <w:rPr>
@@ -2489,7 +2489,7 @@
             <w:noProof/>
             <w:webHidden/>
           </w:rPr>
-          <w:t>23</w:t>
+          <w:t>24</w:t>
         </w:r>
         <w:r>
           <w:rPr>
@@ -2562,7 +2562,7 @@
             <w:noProof/>
             <w:webHidden/>
           </w:rPr>
-          <w:t>23</w:t>
+          <w:t>24</w:t>
         </w:r>
         <w:r>
           <w:rPr>
@@ -2635,7 +2635,7 @@
             <w:noProof/>
             <w:webHidden/>
           </w:rPr>
-          <w:t>23</w:t>
+          <w:t>24</w:t>
         </w:r>
         <w:r>
           <w:rPr>
@@ -2708,7 +2708,7 @@
             <w:noProof/>
             <w:webHidden/>
           </w:rPr>
-          <w:t>23</w:t>
+          <w:t>25</w:t>
         </w:r>
         <w:r>
           <w:rPr>
@@ -2783,7 +2783,7 @@
             <w:noProof/>
             <w:webHidden/>
           </w:rPr>
-          <w:t>24</w:t>
+          <w:t>26</w:t>
         </w:r>
         <w:r>
           <w:rPr>
@@ -4704,7 +4704,23 @@
           <w:rFonts w:ascii="Times New Roman" w:hAnsi="Times New Roman" w:cs="Times New Roman"/>
           <w:lang w:val="es-MX"/>
         </w:rPr>
-        <w:t> Su lenguaje de programación basado en C++ es de fácil compresión. C++ permite una entrada sencilla a los nuevos programadores y a la vez con una capacidad tan grande, que los programadores mas avanzados pueden exprimir todo el potencial de su lenguaje y adaptarlo a cualquier situación.</w:t>
+        <w:t xml:space="preserve"> Su lenguaje de programación basado en C++ es de fácil compresión. C++ permite una entrada sencilla a los nuevos programadores y a la vez con una capacidad tan grande, que los programadores </w:t>
+      </w:r>
+      <w:proofErr w:type="spellStart"/>
+      <w:r>
+        <w:rPr>
+          <w:rFonts w:ascii="Times New Roman" w:hAnsi="Times New Roman" w:cs="Times New Roman"/>
+          <w:lang w:val="es-MX"/>
+        </w:rPr>
+        <w:t>mas</w:t>
+      </w:r>
+      <w:proofErr w:type="spellEnd"/>
+      <w:r>
+        <w:rPr>
+          <w:rFonts w:ascii="Times New Roman" w:hAnsi="Times New Roman" w:cs="Times New Roman"/>
+          <w:lang w:val="es-MX"/>
+        </w:rPr>
+        <w:t xml:space="preserve"> avanzados pueden exprimir todo el potencial de su lenguaje y adaptarlo a cualquier situación.</w:t>
       </w:r>
     </w:p>
     <w:p>
@@ -4910,7 +4926,39 @@
           <w:rFonts w:ascii="Times New Roman" w:hAnsi="Times New Roman" w:cs="Times New Roman"/>
           <w:lang w:val="es-MX"/>
         </w:rPr>
-        <w:t>Al igual que el resto de microcontroladores usados en otras placas Arduino, el ATmega328P tiene una arquitectura de tipo AVR, desarrollada por Atmel y en cierta medida «competencia» de otras arquitecturas como por ejemplo la PIC del fabricante Microchip. Mas concretamente, el ATmega328P pertenece a la subfamilia de microcontroladores «megaAVR». Otras subfamilias de la arquitectura AVR son la «tinyAVR» (cuyos microcontroladores son mas limitados y se identifica con el nombre ATtiny) y la «XMEGA»(cuyos microcontroladores son mas capaces y se identifican con el nombre de ATxmega).</w:t>
+        <w:t xml:space="preserve">Al igual que el resto de microcontroladores usados en otras placas Arduino, el ATmega328P tiene una arquitectura de tipo AVR, desarrollada por Atmel y en cierta medida «competencia» de otras arquitecturas como por ejemplo la PIC del fabricante Microchip. Mas concretamente, el ATmega328P pertenece a la subfamilia de microcontroladores «megaAVR». Otras subfamilias de la arquitectura AVR son la «tinyAVR» (cuyos microcontroladores son </w:t>
+      </w:r>
+      <w:proofErr w:type="spellStart"/>
+      <w:r>
+        <w:rPr>
+          <w:rFonts w:ascii="Times New Roman" w:hAnsi="Times New Roman" w:cs="Times New Roman"/>
+          <w:lang w:val="es-MX"/>
+        </w:rPr>
+        <w:t>mas</w:t>
+      </w:r>
+      <w:proofErr w:type="spellEnd"/>
+      <w:r>
+        <w:rPr>
+          <w:rFonts w:ascii="Times New Roman" w:hAnsi="Times New Roman" w:cs="Times New Roman"/>
+          <w:lang w:val="es-MX"/>
+        </w:rPr>
+        <w:t xml:space="preserve"> limitados y se identifica con el nombre ATtiny) y la «XMEGA»(cuyos microcontroladores son </w:t>
+      </w:r>
+      <w:proofErr w:type="spellStart"/>
+      <w:r>
+        <w:rPr>
+          <w:rFonts w:ascii="Times New Roman" w:hAnsi="Times New Roman" w:cs="Times New Roman"/>
+          <w:lang w:val="es-MX"/>
+        </w:rPr>
+        <w:t>mas</w:t>
+      </w:r>
+      <w:proofErr w:type="spellEnd"/>
+      <w:r>
+        <w:rPr>
+          <w:rFonts w:ascii="Times New Roman" w:hAnsi="Times New Roman" w:cs="Times New Roman"/>
+          <w:lang w:val="es-MX"/>
+        </w:rPr>
+        <w:t xml:space="preserve"> capaces y se identifican con el nombre de ATxmega).</w:t>
       </w:r>
     </w:p>
     <w:p>
@@ -10705,7 +10753,7 @@
           <w:noProof/>
         </w:rPr>
         <w:drawing>
-          <wp:inline distT="0" distB="0" distL="0" distR="0" wp14:anchorId="49678A76" wp14:editId="1C74CFED">
+          <wp:inline distT="0" distB="0" distL="0" distR="0" wp14:anchorId="49678A76" wp14:editId="1BA2CB42">
             <wp:extent cx="1979875" cy="1338389"/>
             <wp:effectExtent l="0" t="0" r="1905" b="0"/>
             <wp:docPr id="429636362" name="Imagen 1" descr="Práctica #1: Sensor de Temperatura | Laboratorio de metodos numericos"/>
